--- a/Ratovskij_trpo_4.docx
+++ b/Ratovskij_trpo_4.docx
@@ -1,6 +1,6 @@
 
 <file path=word/document.xml><?xml version="1.0" encoding="utf-8"?>
-<w:document xmlns:wpc="http://schemas.microsoft.com/office/word/2010/wordprocessingCanvas" xmlns:cx="http://schemas.microsoft.com/office/drawing/2014/chartex" xmlns:cx1="http://schemas.microsoft.com/office/drawing/2015/9/8/chartex" xmlns:cx2="http://schemas.microsoft.com/office/drawing/2015/10/21/chartex" xmlns:cx3="http://schemas.microsoft.com/office/drawing/2016/5/9/chartex" xmlns:cx4="http://schemas.microsoft.com/office/drawing/2016/5/10/chartex" xmlns:cx5="http://schemas.microsoft.com/office/drawing/2016/5/11/chartex" xmlns:cx6="http://schemas.microsoft.com/office/drawing/2016/5/12/chartex" xmlns:cx7="http://schemas.microsoft.com/office/drawing/2016/5/13/chartex" xmlns:cx8="http://schemas.microsoft.com/office/drawing/2016/5/14/chartex" xmlns:mc="http://schemas.openxmlformats.org/markup-compatibility/2006" xmlns:aink="http://schemas.microsoft.com/office/drawing/2016/ink" xmlns:am3d="http://schemas.microsoft.com/office/drawing/2017/model3d" xmlns:o="urn:schemas-microsoft-com:office:office" xmlns:r="http://schemas.openxmlformats.org/officeDocument/2006/relationships" xmlns:m="http://schemas.openxmlformats.org/officeDocument/2006/math" xmlns:v="urn:schemas-microsoft-com:vml" xmlns:wp14="http://schemas.microsoft.com/office/word/2010/wordprocessingDrawing" xmlns:wp="http://schemas.openxmlformats.org/drawingml/2006/wordprocessingDrawing" xmlns:w10="urn:schemas-microsoft-com:office:word" xmlns:w="http://schemas.openxmlformats.org/wordprocessingml/2006/main" xmlns:w14="http://schemas.microsoft.com/office/word/2010/wordml" xmlns:w15="http://schemas.microsoft.com/office/word/2012/wordml" xmlns:w16cid="http://schemas.microsoft.com/office/word/2016/wordml/cid" xmlns:w16se="http://schemas.microsoft.com/office/word/2015/wordml/symex" xmlns:wpg="http://schemas.microsoft.com/office/word/2010/wordprocessingGroup" xmlns:wpi="http://schemas.microsoft.com/office/word/2010/wordprocessingInk" xmlns:wne="http://schemas.microsoft.com/office/word/2006/wordml" xmlns:wps="http://schemas.microsoft.com/office/word/2010/wordprocessingShape" mc:Ignorable="w14 w15 w16se w16cid wp14">
+<w:document xmlns:wpc="http://schemas.microsoft.com/office/word/2010/wordprocessingCanvas" xmlns:cx="http://schemas.microsoft.com/office/drawing/2014/chartex" xmlns:cx1="http://schemas.microsoft.com/office/drawing/2015/9/8/chartex" xmlns:cx2="http://schemas.microsoft.com/office/drawing/2015/10/21/chartex" xmlns:cx3="http://schemas.microsoft.com/office/drawing/2016/5/9/chartex" xmlns:cx4="http://schemas.microsoft.com/office/drawing/2016/5/10/chartex" xmlns:cx5="http://schemas.microsoft.com/office/drawing/2016/5/11/chartex" xmlns:cx6="http://schemas.microsoft.com/office/drawing/2016/5/12/chartex" xmlns:cx7="http://schemas.microsoft.com/office/drawing/2016/5/13/chartex" xmlns:cx8="http://schemas.microsoft.com/office/drawing/2016/5/14/chartex" xmlns:mc="http://schemas.openxmlformats.org/markup-compatibility/2006" xmlns:aink="http://schemas.microsoft.com/office/drawing/2016/ink" xmlns:am3d="http://schemas.microsoft.com/office/drawing/2017/model3d" xmlns:o="urn:schemas-microsoft-com:office:office" xmlns:r="http://schemas.openxmlformats.org/officeDocument/2006/relationships" xmlns:m="http://schemas.openxmlformats.org/officeDocument/2006/math" xmlns:v="urn:schemas-microsoft-com:vml" xmlns:wp14="http://schemas.microsoft.com/office/word/2010/wordprocessingDrawing" xmlns:wp="http://schemas.openxmlformats.org/drawingml/2006/wordprocessingDrawing" xmlns:w10="urn:schemas-microsoft-com:office:word" xmlns:w="http://schemas.openxmlformats.org/wordprocessingml/2006/main" xmlns:w14="http://schemas.microsoft.com/office/word/2010/wordml" xmlns:w15="http://schemas.microsoft.com/office/word/2012/wordml" xmlns:w16cex="http://schemas.microsoft.com/office/word/2018/wordml/cex" xmlns:w16cid="http://schemas.microsoft.com/office/word/2016/wordml/cid" xmlns:w16="http://schemas.microsoft.com/office/word/2018/wordml" xmlns:w16sdtdh="http://schemas.microsoft.com/office/word/2020/wordml/sdtdatahash" xmlns:w16se="http://schemas.microsoft.com/office/word/2015/wordml/symex" xmlns:wpg="http://schemas.microsoft.com/office/word/2010/wordprocessingGroup" xmlns:wpi="http://schemas.microsoft.com/office/word/2010/wordprocessingInk" xmlns:wne="http://schemas.microsoft.com/office/word/2006/wordml" xmlns:wps="http://schemas.microsoft.com/office/word/2010/wordprocessingShape" mc:Ignorable="w14 w15 w16se w16cid w16 w16cex w16sdtdh wp14">
   <w:body>
     <w:p>
       <w:pPr>
@@ -125,7 +125,6 @@
         <w:rPr>
           <w:rFonts w:ascii="Times New Roman" w:hAnsi="Times New Roman" w:cs="Times New Roman"/>
           <w:sz w:val="32"/>
-          <w:lang w:val="en-US"/>
         </w:rPr>
       </w:pPr>
       <w:r>
@@ -301,21 +300,12 @@
           <w:sz w:val="28"/>
         </w:rPr>
       </w:pPr>
-      <w:proofErr w:type="spellStart"/>
       <w:r>
         <w:rPr>
           <w:rFonts w:ascii="Times New Roman" w:hAnsi="Times New Roman" w:cs="Times New Roman"/>
           <w:sz w:val="28"/>
         </w:rPr>
-        <w:t>Ратовский</w:t>
-      </w:r>
-      <w:proofErr w:type="spellEnd"/>
-      <w:r>
-        <w:rPr>
-          <w:rFonts w:ascii="Times New Roman" w:hAnsi="Times New Roman" w:cs="Times New Roman"/>
-          <w:sz w:val="28"/>
-        </w:rPr>
-        <w:t xml:space="preserve"> Максим</w:t>
+        <w:t>Ратовский Максим</w:t>
       </w:r>
     </w:p>
     <w:p>
@@ -696,24 +686,13 @@
         <w:rPr>
           <w:b/>
         </w:rPr>
-        <w:t>Цель</w:t>
-      </w:r>
-      <w:proofErr w:type="gramStart"/>
-      <w:r>
-        <w:rPr>
-          <w:b/>
-        </w:rPr>
-        <w:t>:</w:t>
+        <w:t>Цель:</w:t>
       </w:r>
       <w:r>
         <w:t xml:space="preserve"> </w:t>
       </w:r>
       <w:r>
-        <w:t>Приобрести</w:t>
-      </w:r>
-      <w:proofErr w:type="gramEnd"/>
-      <w:r>
-        <w:t xml:space="preserve"> базовые навыки при работе с</w:t>
+        <w:t>Приобрести базовые навыки при работе с</w:t>
       </w:r>
       <w:r>
         <w:t xml:space="preserve"> распределенной системой контроля версий </w:t>
@@ -784,6 +763,9 @@
         <w:jc w:val="center"/>
       </w:pPr>
       <w:r>
+        <w:rPr>
+          <w:noProof/>
+        </w:rPr>
         <w:drawing>
           <wp:inline distT="0" distB="0" distL="0" distR="0" wp14:anchorId="63CCA91E" wp14:editId="63AC74A9">
             <wp:extent cx="5391902" cy="1019317"/>
@@ -886,14 +868,12 @@
       <w:r>
         <w:t>.</w:t>
       </w:r>
-      <w:proofErr w:type="spellStart"/>
       <w:r>
         <w:rPr>
           <w:lang w:val="en-US"/>
         </w:rPr>
         <w:t>css</w:t>
       </w:r>
-      <w:proofErr w:type="spellEnd"/>
       <w:r>
         <w:t xml:space="preserve">, </w:t>
       </w:r>
@@ -936,6 +916,7 @@
       </w:pPr>
       <w:r>
         <w:rPr>
+          <w:noProof/>
           <w:lang w:val="en-US"/>
         </w:rPr>
         <w:drawing>
@@ -1070,15 +1051,7 @@
         <w:t>”</w:t>
       </w:r>
       <w:r>
-        <w:t xml:space="preserve"> и </w:t>
-      </w:r>
-      <w:proofErr w:type="spellStart"/>
-      <w:r>
-        <w:t>коммит</w:t>
-      </w:r>
-      <w:proofErr w:type="spellEnd"/>
-      <w:r>
-        <w:t xml:space="preserve"> (Рисунок 3</w:t>
+        <w:t xml:space="preserve"> и коммит (Рисунок 3</w:t>
       </w:r>
       <w:r>
         <w:t>-4</w:t>
@@ -1098,6 +1071,7 @@
       </w:pPr>
       <w:r>
         <w:rPr>
+          <w:noProof/>
           <w:lang w:val="en-US"/>
         </w:rPr>
         <w:drawing>
@@ -1161,15 +1135,7 @@
         </w:rPr>
       </w:pPr>
       <w:r>
-        <w:t xml:space="preserve">Рисунок 3. </w:t>
-      </w:r>
-      <w:proofErr w:type="spellStart"/>
-      <w:r>
-        <w:t>Коммит</w:t>
-      </w:r>
-      <w:proofErr w:type="spellEnd"/>
-      <w:r>
-        <w:t xml:space="preserve"> с </w:t>
+        <w:t xml:space="preserve">Рисунок 3. Коммит с </w:t>
       </w:r>
       <w:r>
         <w:rPr>
@@ -1194,6 +1160,9 @@
         <w:jc w:val="center"/>
       </w:pPr>
       <w:r>
+        <w:rPr>
+          <w:noProof/>
+        </w:rPr>
         <w:drawing>
           <wp:inline distT="0" distB="0" distL="0" distR="0" wp14:anchorId="21606FE5" wp14:editId="0D3466F0">
             <wp:extent cx="5303520" cy="1088345"/>
@@ -1332,15 +1301,7 @@
       </w:pPr>
       <w:r>
         <w:lastRenderedPageBreak/>
-        <w:t xml:space="preserve">Добавление стилей и создание </w:t>
-      </w:r>
-      <w:proofErr w:type="spellStart"/>
-      <w:r>
-        <w:t>коммит</w:t>
-      </w:r>
-      <w:proofErr w:type="spellEnd"/>
-      <w:r>
-        <w:t xml:space="preserve"> (Рисунок 5).</w:t>
+        <w:t>Добавление стилей и создание коммит (Рисунок 5).</w:t>
       </w:r>
     </w:p>
     <w:p>
@@ -1352,9 +1313,9 @@
           <w:lang w:val="en-US"/>
         </w:rPr>
       </w:pPr>
-      <w:bookmarkStart w:id="3" w:name="_GoBack"/>
-      <w:r>
-        <w:rPr>
+      <w:r>
+        <w:rPr>
+          <w:noProof/>
           <w:lang w:val="en-US"/>
         </w:rPr>
         <w:drawing>
@@ -1407,7 +1368,6 @@
           </wp:inline>
         </w:drawing>
       </w:r>
-      <w:bookmarkEnd w:id="3"/>
     </w:p>
     <w:p>
       <w:pPr>
@@ -1416,27 +1376,387 @@
         <w:jc w:val="center"/>
       </w:pPr>
       <w:r>
-        <w:t xml:space="preserve">Рисунок 5. </w:t>
-      </w:r>
-      <w:proofErr w:type="spellStart"/>
-      <w:r>
-        <w:t>Коммит</w:t>
-      </w:r>
-      <w:proofErr w:type="spellEnd"/>
-      <w:r>
-        <w:t xml:space="preserve"> со стилями</w:t>
+        <w:t>Рисунок 5. Коммит со стилями</w:t>
+      </w:r>
+    </w:p>
+    <w:p>
+      <w:pPr>
+        <w:pStyle w:val="a4"/>
+        <w:numPr>
+          <w:ilvl w:val="0"/>
+          <w:numId w:val="1"/>
+        </w:numPr>
+      </w:pPr>
+      <w:r>
+        <w:t>Создание ветки</w:t>
+      </w:r>
+      <w:r>
+        <w:t xml:space="preserve"> </w:t>
+      </w:r>
+      <w:r>
+        <w:rPr>
+          <w:lang w:val="en-US"/>
+        </w:rPr>
+        <w:t>feture</w:t>
+      </w:r>
+      <w:r>
+        <w:t>-</w:t>
+      </w:r>
+      <w:r>
+        <w:rPr>
+          <w:lang w:val="en-US"/>
+        </w:rPr>
+        <w:t>readme</w:t>
+      </w:r>
+      <w:r>
+        <w:t xml:space="preserve"> </w:t>
+      </w:r>
+      <w:r>
+        <w:t xml:space="preserve">и заполнение </w:t>
+      </w:r>
+      <w:r>
+        <w:rPr>
+          <w:lang w:val="en-US"/>
+        </w:rPr>
+        <w:t>readme</w:t>
+      </w:r>
+      <w:r>
+        <w:t>.</w:t>
+      </w:r>
+      <w:r>
+        <w:rPr>
+          <w:lang w:val="en-US"/>
+        </w:rPr>
+        <w:t>md</w:t>
+      </w:r>
+      <w:r>
+        <w:t xml:space="preserve"> (</w:t>
+      </w:r>
+      <w:r>
+        <w:t>Рисунок 6-7).</w:t>
+      </w:r>
+    </w:p>
+    <w:p>
+      <w:pPr>
+        <w:pStyle w:val="a4"/>
+        <w:ind w:left="709" w:firstLine="0"/>
+        <w:jc w:val="center"/>
+        <w:rPr>
+          <w:lang w:val="en-US"/>
+        </w:rPr>
+      </w:pPr>
+      <w:r>
+        <w:rPr>
+          <w:lang w:val="en-US"/>
+        </w:rPr>
+        <w:drawing>
+          <wp:inline distT="0" distB="0" distL="0" distR="0" wp14:anchorId="6F78D113" wp14:editId="060F0A7B">
+            <wp:extent cx="4210638" cy="1638529"/>
+            <wp:effectExtent l="19050" t="19050" r="19050" b="19050"/>
+            <wp:docPr id="2" name="Рисунок 2"/>
+            <wp:cNvGraphicFramePr>
+              <a:graphicFrameLocks xmlns:a="http://schemas.openxmlformats.org/drawingml/2006/main" noChangeAspect="1"/>
+            </wp:cNvGraphicFramePr>
+            <a:graphic xmlns:a="http://schemas.openxmlformats.org/drawingml/2006/main">
+              <a:graphicData uri="http://schemas.openxmlformats.org/drawingml/2006/picture">
+                <pic:pic xmlns:pic="http://schemas.openxmlformats.org/drawingml/2006/picture">
+                  <pic:nvPicPr>
+                    <pic:cNvPr id="1" name=""/>
+                    <pic:cNvPicPr/>
+                  </pic:nvPicPr>
+                  <pic:blipFill>
+                    <a:blip r:embed="rId13"/>
+                    <a:stretch>
+                      <a:fillRect/>
+                    </a:stretch>
+                  </pic:blipFill>
+                  <pic:spPr>
+                    <a:xfrm>
+                      <a:off x="0" y="0"/>
+                      <a:ext cx="4210638" cy="1638529"/>
+                    </a:xfrm>
+                    <a:prstGeom prst="rect">
+                      <a:avLst/>
+                    </a:prstGeom>
+                    <a:ln w="3175" cap="sq" cmpd="thickThin">
+                      <a:solidFill>
+                        <a:srgbClr val="000000"/>
+                      </a:solidFill>
+                      <a:prstDash val="solid"/>
+                      <a:miter lim="800000"/>
+                    </a:ln>
+                    <a:effectLst>
+                      <a:innerShdw blurRad="76200">
+                        <a:srgbClr val="000000"/>
+                      </a:innerShdw>
+                    </a:effectLst>
+                  </pic:spPr>
+                </pic:pic>
+              </a:graphicData>
+            </a:graphic>
+          </wp:inline>
+        </w:drawing>
+      </w:r>
+    </w:p>
+    <w:p>
+      <w:pPr>
+        <w:pStyle w:val="a4"/>
+        <w:ind w:left="709" w:firstLine="0"/>
+        <w:jc w:val="center"/>
+        <w:rPr>
+          <w:lang w:val="en-US"/>
+        </w:rPr>
+      </w:pPr>
+      <w:r>
+        <w:t>Рисунок 6.</w:t>
+      </w:r>
+      <w:r>
+        <w:t xml:space="preserve"> </w:t>
+      </w:r>
+      <w:r>
+        <w:t xml:space="preserve">Содержимое </w:t>
+      </w:r>
+      <w:r>
+        <w:rPr>
+          <w:lang w:val="en-US"/>
+        </w:rPr>
+        <w:t>readme</w:t>
+      </w:r>
+      <w:r>
+        <w:t>.</w:t>
+      </w:r>
+      <w:r>
+        <w:rPr>
+          <w:lang w:val="en-US"/>
+        </w:rPr>
+        <w:t>md</w:t>
+      </w:r>
+    </w:p>
+    <w:p>
+      <w:pPr>
+        <w:pStyle w:val="a4"/>
+        <w:ind w:left="709" w:firstLine="0"/>
+        <w:jc w:val="center"/>
+        <w:rPr>
+          <w:lang w:val="en-US"/>
+        </w:rPr>
+      </w:pPr>
+    </w:p>
+    <w:p>
+      <w:pPr>
+        <w:pStyle w:val="a4"/>
+        <w:ind w:left="709" w:firstLine="0"/>
+        <w:jc w:val="center"/>
+      </w:pPr>
+      <w:r>
+        <w:lastRenderedPageBreak/>
+        <w:drawing>
+          <wp:inline distT="0" distB="0" distL="0" distR="0" wp14:anchorId="47E42718" wp14:editId="09BA24F0">
+            <wp:extent cx="4410075" cy="4081990"/>
+            <wp:effectExtent l="19050" t="19050" r="9525" b="13970"/>
+            <wp:docPr id="3" name="Рисунок 3"/>
+            <wp:cNvGraphicFramePr>
+              <a:graphicFrameLocks xmlns:a="http://schemas.openxmlformats.org/drawingml/2006/main" noChangeAspect="1"/>
+            </wp:cNvGraphicFramePr>
+            <a:graphic xmlns:a="http://schemas.openxmlformats.org/drawingml/2006/main">
+              <a:graphicData uri="http://schemas.openxmlformats.org/drawingml/2006/picture">
+                <pic:pic xmlns:pic="http://schemas.openxmlformats.org/drawingml/2006/picture">
+                  <pic:nvPicPr>
+                    <pic:cNvPr id="1" name=""/>
+                    <pic:cNvPicPr/>
+                  </pic:nvPicPr>
+                  <pic:blipFill>
+                    <a:blip r:embed="rId14"/>
+                    <a:stretch>
+                      <a:fillRect/>
+                    </a:stretch>
+                  </pic:blipFill>
+                  <pic:spPr>
+                    <a:xfrm>
+                      <a:off x="0" y="0"/>
+                      <a:ext cx="4412792" cy="4084505"/>
+                    </a:xfrm>
+                    <a:prstGeom prst="rect">
+                      <a:avLst/>
+                    </a:prstGeom>
+                    <a:ln w="3175" cap="sq" cmpd="thickThin">
+                      <a:solidFill>
+                        <a:srgbClr val="000000"/>
+                      </a:solidFill>
+                      <a:prstDash val="solid"/>
+                      <a:miter lim="800000"/>
+                    </a:ln>
+                    <a:effectLst>
+                      <a:innerShdw blurRad="76200">
+                        <a:srgbClr val="000000"/>
+                      </a:innerShdw>
+                    </a:effectLst>
+                  </pic:spPr>
+                </pic:pic>
+              </a:graphicData>
+            </a:graphic>
+          </wp:inline>
+        </w:drawing>
+      </w:r>
+    </w:p>
+    <w:p>
+      <w:pPr>
+        <w:pStyle w:val="a4"/>
+        <w:ind w:left="709" w:firstLine="0"/>
+        <w:jc w:val="center"/>
+        <w:rPr>
+          <w:lang w:val="en-US"/>
+        </w:rPr>
+      </w:pPr>
+      <w:r>
+        <w:t xml:space="preserve">Рисунок 7. Создание ветки </w:t>
+      </w:r>
+      <w:r>
+        <w:rPr>
+          <w:lang w:val="en-US"/>
+        </w:rPr>
+        <w:t>feature</w:t>
+      </w:r>
+      <w:r>
+        <w:t>-</w:t>
+      </w:r>
+      <w:r>
+        <w:rPr>
+          <w:lang w:val="en-US"/>
+        </w:rPr>
+        <w:t>readme</w:t>
+      </w:r>
+    </w:p>
+    <w:p>
+      <w:pPr>
+        <w:pStyle w:val="a4"/>
+        <w:numPr>
+          <w:ilvl w:val="0"/>
+          <w:numId w:val="1"/>
+        </w:numPr>
+      </w:pPr>
+      <w:r>
+        <w:t>Слияние веток (Рисунок 8).</w:t>
+      </w:r>
+    </w:p>
+    <w:p>
+      <w:pPr>
+        <w:pStyle w:val="a4"/>
+        <w:ind w:left="709" w:firstLine="0"/>
+        <w:jc w:val="center"/>
+      </w:pPr>
+      <w:r>
+        <w:drawing>
+          <wp:inline distT="0" distB="0" distL="0" distR="0" wp14:anchorId="5F321C6A" wp14:editId="2D869C5E">
+            <wp:extent cx="5420481" cy="3286584"/>
+            <wp:effectExtent l="19050" t="19050" r="8890" b="28575"/>
+            <wp:docPr id="5" name="Рисунок 5"/>
+            <wp:cNvGraphicFramePr>
+              <a:graphicFrameLocks xmlns:a="http://schemas.openxmlformats.org/drawingml/2006/main" noChangeAspect="1"/>
+            </wp:cNvGraphicFramePr>
+            <a:graphic xmlns:a="http://schemas.openxmlformats.org/drawingml/2006/main">
+              <a:graphicData uri="http://schemas.openxmlformats.org/drawingml/2006/picture">
+                <pic:pic xmlns:pic="http://schemas.openxmlformats.org/drawingml/2006/picture">
+                  <pic:nvPicPr>
+                    <pic:cNvPr id="1" name=""/>
+                    <pic:cNvPicPr/>
+                  </pic:nvPicPr>
+                  <pic:blipFill>
+                    <a:blip r:embed="rId15"/>
+                    <a:stretch>
+                      <a:fillRect/>
+                    </a:stretch>
+                  </pic:blipFill>
+                  <pic:spPr>
+                    <a:xfrm>
+                      <a:off x="0" y="0"/>
+                      <a:ext cx="5420481" cy="3286584"/>
+                    </a:xfrm>
+                    <a:prstGeom prst="rect">
+                      <a:avLst/>
+                    </a:prstGeom>
+                    <a:ln w="3175" cap="sq" cmpd="thickThin">
+                      <a:solidFill>
+                        <a:srgbClr val="000000"/>
+                      </a:solidFill>
+                      <a:prstDash val="solid"/>
+                      <a:miter lim="800000"/>
+                    </a:ln>
+                    <a:effectLst>
+                      <a:innerShdw blurRad="76200">
+                        <a:srgbClr val="000000"/>
+                      </a:innerShdw>
+                    </a:effectLst>
+                  </pic:spPr>
+                </pic:pic>
+              </a:graphicData>
+            </a:graphic>
+          </wp:inline>
+        </w:drawing>
+      </w:r>
+    </w:p>
+    <w:p>
+      <w:pPr>
+        <w:pStyle w:val="a4"/>
+        <w:ind w:left="709" w:firstLine="0"/>
+        <w:jc w:val="center"/>
+      </w:pPr>
+      <w:r>
+        <w:t>Рисунок 8. Слияние</w:t>
+      </w:r>
+      <w:r>
+        <w:rPr>
+          <w:lang w:val="en-US"/>
+        </w:rPr>
+        <w:t xml:space="preserve"> </w:t>
+      </w:r>
+      <w:r>
+        <w:t>веток</w:t>
+      </w:r>
+      <w:r>
+        <w:rPr>
+          <w:lang w:val="en-US"/>
+        </w:rPr>
+        <w:t xml:space="preserve"> </w:t>
+      </w:r>
+      <w:r>
+        <w:rPr>
+          <w:lang w:val="en-US"/>
+        </w:rPr>
+        <w:t>master</w:t>
+      </w:r>
+      <w:r>
+        <w:rPr>
+          <w:lang w:val="en-US"/>
+        </w:rPr>
+        <w:t xml:space="preserve"> </w:t>
+      </w:r>
+      <w:r>
+        <w:t>и</w:t>
+      </w:r>
+      <w:r>
+        <w:rPr>
+          <w:lang w:val="en-US"/>
+        </w:rPr>
+        <w:t xml:space="preserve"> </w:t>
+      </w:r>
+      <w:r>
+        <w:rPr>
+          <w:lang w:val="en-US"/>
+        </w:rPr>
+        <w:t>feature-readme</w:t>
       </w:r>
     </w:p>
     <w:p>
       <w:pPr>
         <w:pStyle w:val="11"/>
       </w:pPr>
-      <w:bookmarkStart w:id="4" w:name="_Toc92873997"/>
+      <w:bookmarkStart w:id="3" w:name="_Toc92873997"/>
       <w:r>
         <w:lastRenderedPageBreak/>
         <w:t>Вывод</w:t>
       </w:r>
-      <w:bookmarkEnd w:id="4"/>
+      <w:bookmarkEnd w:id="3"/>
     </w:p>
     <w:p>
       <w:pPr>
@@ -1449,13 +1769,8 @@
         <w:t xml:space="preserve">приобрел практические навыки при </w:t>
       </w:r>
       <w:r>
-        <w:t xml:space="preserve">работе с командной строкой </w:t>
-      </w:r>
-      <w:proofErr w:type="spellStart"/>
-      <w:r>
-        <w:t>Windows</w:t>
-      </w:r>
-      <w:proofErr w:type="spellEnd"/>
+        <w:t>работе с командной строкой Windows</w:t>
+      </w:r>
       <w:r>
         <w:t>.</w:t>
       </w:r>
@@ -1467,7 +1782,7 @@
       </w:r>
     </w:p>
     <w:sectPr>
-      <w:footerReference w:type="default" r:id="rId13"/>
+      <w:footerReference w:type="default" r:id="rId16"/>
       <w:pgSz w:w="11906" w:h="16838"/>
       <w:pgMar w:top="1134" w:right="850" w:bottom="1134" w:left="1701" w:header="708" w:footer="708" w:gutter="0"/>
       <w:cols w:space="708"/>
@@ -1479,7 +1794,7 @@
 </file>
 
 <file path=word/endnotes.xml><?xml version="1.0" encoding="utf-8"?>
-<w:endnotes xmlns:wpc="http://schemas.microsoft.com/office/word/2010/wordprocessingCanvas" xmlns:cx="http://schemas.microsoft.com/office/drawing/2014/chartex" xmlns:cx1="http://schemas.microsoft.com/office/drawing/2015/9/8/chartex" xmlns:cx2="http://schemas.microsoft.com/office/drawing/2015/10/21/chartex" xmlns:cx3="http://schemas.microsoft.com/office/drawing/2016/5/9/chartex" xmlns:cx4="http://schemas.microsoft.com/office/drawing/2016/5/10/chartex" xmlns:cx5="http://schemas.microsoft.com/office/drawing/2016/5/11/chartex" xmlns:cx6="http://schemas.microsoft.com/office/drawing/2016/5/12/chartex" xmlns:cx7="http://schemas.microsoft.com/office/drawing/2016/5/13/chartex" xmlns:cx8="http://schemas.microsoft.com/office/drawing/2016/5/14/chartex" xmlns:mc="http://schemas.openxmlformats.org/markup-compatibility/2006" xmlns:aink="http://schemas.microsoft.com/office/drawing/2016/ink" xmlns:am3d="http://schemas.microsoft.com/office/drawing/2017/model3d" xmlns:o="urn:schemas-microsoft-com:office:office" xmlns:r="http://schemas.openxmlformats.org/officeDocument/2006/relationships" xmlns:m="http://schemas.openxmlformats.org/officeDocument/2006/math" xmlns:v="urn:schemas-microsoft-com:vml" xmlns:wp14="http://schemas.microsoft.com/office/word/2010/wordprocessingDrawing" xmlns:wp="http://schemas.openxmlformats.org/drawingml/2006/wordprocessingDrawing" xmlns:w10="urn:schemas-microsoft-com:office:word" xmlns:w="http://schemas.openxmlformats.org/wordprocessingml/2006/main" xmlns:w14="http://schemas.microsoft.com/office/word/2010/wordml" xmlns:w15="http://schemas.microsoft.com/office/word/2012/wordml" xmlns:w16cid="http://schemas.microsoft.com/office/word/2016/wordml/cid" xmlns:w16se="http://schemas.microsoft.com/office/word/2015/wordml/symex" xmlns:wpg="http://schemas.microsoft.com/office/word/2010/wordprocessingGroup" xmlns:wpi="http://schemas.microsoft.com/office/word/2010/wordprocessingInk" xmlns:wne="http://schemas.microsoft.com/office/word/2006/wordml" xmlns:wps="http://schemas.microsoft.com/office/word/2010/wordprocessingShape" mc:Ignorable="w14 w15 w16se w16cid wp14">
+<w:endnotes xmlns:wpc="http://schemas.microsoft.com/office/word/2010/wordprocessingCanvas" xmlns:cx="http://schemas.microsoft.com/office/drawing/2014/chartex" xmlns:cx1="http://schemas.microsoft.com/office/drawing/2015/9/8/chartex" xmlns:cx2="http://schemas.microsoft.com/office/drawing/2015/10/21/chartex" xmlns:cx3="http://schemas.microsoft.com/office/drawing/2016/5/9/chartex" xmlns:cx4="http://schemas.microsoft.com/office/drawing/2016/5/10/chartex" xmlns:cx5="http://schemas.microsoft.com/office/drawing/2016/5/11/chartex" xmlns:cx6="http://schemas.microsoft.com/office/drawing/2016/5/12/chartex" xmlns:cx7="http://schemas.microsoft.com/office/drawing/2016/5/13/chartex" xmlns:cx8="http://schemas.microsoft.com/office/drawing/2016/5/14/chartex" xmlns:mc="http://schemas.openxmlformats.org/markup-compatibility/2006" xmlns:aink="http://schemas.microsoft.com/office/drawing/2016/ink" xmlns:am3d="http://schemas.microsoft.com/office/drawing/2017/model3d" xmlns:o="urn:schemas-microsoft-com:office:office" xmlns:r="http://schemas.openxmlformats.org/officeDocument/2006/relationships" xmlns:m="http://schemas.openxmlformats.org/officeDocument/2006/math" xmlns:v="urn:schemas-microsoft-com:vml" xmlns:wp14="http://schemas.microsoft.com/office/word/2010/wordprocessingDrawing" xmlns:wp="http://schemas.openxmlformats.org/drawingml/2006/wordprocessingDrawing" xmlns:w10="urn:schemas-microsoft-com:office:word" xmlns:w="http://schemas.openxmlformats.org/wordprocessingml/2006/main" xmlns:w14="http://schemas.microsoft.com/office/word/2010/wordml" xmlns:w15="http://schemas.microsoft.com/office/word/2012/wordml" xmlns:w16cex="http://schemas.microsoft.com/office/word/2018/wordml/cex" xmlns:w16cid="http://schemas.microsoft.com/office/word/2016/wordml/cid" xmlns:w16="http://schemas.microsoft.com/office/word/2018/wordml" xmlns:w16sdtdh="http://schemas.microsoft.com/office/word/2020/wordml/sdtdatahash" xmlns:w16se="http://schemas.microsoft.com/office/word/2015/wordml/symex" xmlns:wpg="http://schemas.microsoft.com/office/word/2010/wordprocessingGroup" xmlns:wpi="http://schemas.microsoft.com/office/word/2010/wordprocessingInk" xmlns:wne="http://schemas.microsoft.com/office/word/2006/wordml" xmlns:wps="http://schemas.microsoft.com/office/word/2010/wordprocessingShape" mc:Ignorable="w14 w15 w16se w16cid w16 w16cex w16sdtdh wp14">
   <w:endnote w:type="separator" w:id="-1">
     <w:p>
       <w:pPr>
@@ -1504,7 +1819,7 @@
 </file>
 
 <file path=word/footer1.xml><?xml version="1.0" encoding="utf-8"?>
-<w:ftr xmlns:wpc="http://schemas.microsoft.com/office/word/2010/wordprocessingCanvas" xmlns:cx="http://schemas.microsoft.com/office/drawing/2014/chartex" xmlns:cx1="http://schemas.microsoft.com/office/drawing/2015/9/8/chartex" xmlns:cx2="http://schemas.microsoft.com/office/drawing/2015/10/21/chartex" xmlns:cx3="http://schemas.microsoft.com/office/drawing/2016/5/9/chartex" xmlns:cx4="http://schemas.microsoft.com/office/drawing/2016/5/10/chartex" xmlns:cx5="http://schemas.microsoft.com/office/drawing/2016/5/11/chartex" xmlns:cx6="http://schemas.microsoft.com/office/drawing/2016/5/12/chartex" xmlns:cx7="http://schemas.microsoft.com/office/drawing/2016/5/13/chartex" xmlns:cx8="http://schemas.microsoft.com/office/drawing/2016/5/14/chartex" xmlns:mc="http://schemas.openxmlformats.org/markup-compatibility/2006" xmlns:aink="http://schemas.microsoft.com/office/drawing/2016/ink" xmlns:am3d="http://schemas.microsoft.com/office/drawing/2017/model3d" xmlns:o="urn:schemas-microsoft-com:office:office" xmlns:r="http://schemas.openxmlformats.org/officeDocument/2006/relationships" xmlns:m="http://schemas.openxmlformats.org/officeDocument/2006/math" xmlns:v="urn:schemas-microsoft-com:vml" xmlns:wp14="http://schemas.microsoft.com/office/word/2010/wordprocessingDrawing" xmlns:wp="http://schemas.openxmlformats.org/drawingml/2006/wordprocessingDrawing" xmlns:w10="urn:schemas-microsoft-com:office:word" xmlns:w="http://schemas.openxmlformats.org/wordprocessingml/2006/main" xmlns:w14="http://schemas.microsoft.com/office/word/2010/wordml" xmlns:w15="http://schemas.microsoft.com/office/word/2012/wordml" xmlns:w16cid="http://schemas.microsoft.com/office/word/2016/wordml/cid" xmlns:w16se="http://schemas.microsoft.com/office/word/2015/wordml/symex" xmlns:wpg="http://schemas.microsoft.com/office/word/2010/wordprocessingGroup" xmlns:wpi="http://schemas.microsoft.com/office/word/2010/wordprocessingInk" xmlns:wne="http://schemas.microsoft.com/office/word/2006/wordml" xmlns:wps="http://schemas.microsoft.com/office/word/2010/wordprocessingShape" mc:Ignorable="w14 w15 w16se w16cid wp14">
+<w:ftr xmlns:wpc="http://schemas.microsoft.com/office/word/2010/wordprocessingCanvas" xmlns:cx="http://schemas.microsoft.com/office/drawing/2014/chartex" xmlns:cx1="http://schemas.microsoft.com/office/drawing/2015/9/8/chartex" xmlns:cx2="http://schemas.microsoft.com/office/drawing/2015/10/21/chartex" xmlns:cx3="http://schemas.microsoft.com/office/drawing/2016/5/9/chartex" xmlns:cx4="http://schemas.microsoft.com/office/drawing/2016/5/10/chartex" xmlns:cx5="http://schemas.microsoft.com/office/drawing/2016/5/11/chartex" xmlns:cx6="http://schemas.microsoft.com/office/drawing/2016/5/12/chartex" xmlns:cx7="http://schemas.microsoft.com/office/drawing/2016/5/13/chartex" xmlns:cx8="http://schemas.microsoft.com/office/drawing/2016/5/14/chartex" xmlns:mc="http://schemas.openxmlformats.org/markup-compatibility/2006" xmlns:aink="http://schemas.microsoft.com/office/drawing/2016/ink" xmlns:am3d="http://schemas.microsoft.com/office/drawing/2017/model3d" xmlns:o="urn:schemas-microsoft-com:office:office" xmlns:r="http://schemas.openxmlformats.org/officeDocument/2006/relationships" xmlns:m="http://schemas.openxmlformats.org/officeDocument/2006/math" xmlns:v="urn:schemas-microsoft-com:vml" xmlns:wp14="http://schemas.microsoft.com/office/word/2010/wordprocessingDrawing" xmlns:wp="http://schemas.openxmlformats.org/drawingml/2006/wordprocessingDrawing" xmlns:w10="urn:schemas-microsoft-com:office:word" xmlns:w="http://schemas.openxmlformats.org/wordprocessingml/2006/main" xmlns:w14="http://schemas.microsoft.com/office/word/2010/wordml" xmlns:w15="http://schemas.microsoft.com/office/word/2012/wordml" xmlns:w16cex="http://schemas.microsoft.com/office/word/2018/wordml/cex" xmlns:w16cid="http://schemas.microsoft.com/office/word/2016/wordml/cid" xmlns:w16="http://schemas.microsoft.com/office/word/2018/wordml" xmlns:w16sdtdh="http://schemas.microsoft.com/office/word/2020/wordml/sdtdatahash" xmlns:w16se="http://schemas.microsoft.com/office/word/2015/wordml/symex" xmlns:wpg="http://schemas.microsoft.com/office/word/2010/wordprocessingGroup" xmlns:wpi="http://schemas.microsoft.com/office/word/2010/wordprocessingInk" xmlns:wne="http://schemas.microsoft.com/office/word/2006/wordml" xmlns:wps="http://schemas.microsoft.com/office/word/2010/wordprocessingShape" mc:Ignorable="w14 w15 w16se w16cid w16 w16cex w16sdtdh wp14">
   <w:sdt>
     <w:sdtPr>
       <w:id w:val="-1191913121"/>
@@ -1570,7 +1885,7 @@
 </file>
 
 <file path=word/footnotes.xml><?xml version="1.0" encoding="utf-8"?>
-<w:footnotes xmlns:wpc="http://schemas.microsoft.com/office/word/2010/wordprocessingCanvas" xmlns:cx="http://schemas.microsoft.com/office/drawing/2014/chartex" xmlns:cx1="http://schemas.microsoft.com/office/drawing/2015/9/8/chartex" xmlns:cx2="http://schemas.microsoft.com/office/drawing/2015/10/21/chartex" xmlns:cx3="http://schemas.microsoft.com/office/drawing/2016/5/9/chartex" xmlns:cx4="http://schemas.microsoft.com/office/drawing/2016/5/10/chartex" xmlns:cx5="http://schemas.microsoft.com/office/drawing/2016/5/11/chartex" xmlns:cx6="http://schemas.microsoft.com/office/drawing/2016/5/12/chartex" xmlns:cx7="http://schemas.microsoft.com/office/drawing/2016/5/13/chartex" xmlns:cx8="http://schemas.microsoft.com/office/drawing/2016/5/14/chartex" xmlns:mc="http://schemas.openxmlformats.org/markup-compatibility/2006" xmlns:aink="http://schemas.microsoft.com/office/drawing/2016/ink" xmlns:am3d="http://schemas.microsoft.com/office/drawing/2017/model3d" xmlns:o="urn:schemas-microsoft-com:office:office" xmlns:r="http://schemas.openxmlformats.org/officeDocument/2006/relationships" xmlns:m="http://schemas.openxmlformats.org/officeDocument/2006/math" xmlns:v="urn:schemas-microsoft-com:vml" xmlns:wp14="http://schemas.microsoft.com/office/word/2010/wordprocessingDrawing" xmlns:wp="http://schemas.openxmlformats.org/drawingml/2006/wordprocessingDrawing" xmlns:w10="urn:schemas-microsoft-com:office:word" xmlns:w="http://schemas.openxmlformats.org/wordprocessingml/2006/main" xmlns:w14="http://schemas.microsoft.com/office/word/2010/wordml" xmlns:w15="http://schemas.microsoft.com/office/word/2012/wordml" xmlns:w16cid="http://schemas.microsoft.com/office/word/2016/wordml/cid" xmlns:w16se="http://schemas.microsoft.com/office/word/2015/wordml/symex" xmlns:wpg="http://schemas.microsoft.com/office/word/2010/wordprocessingGroup" xmlns:wpi="http://schemas.microsoft.com/office/word/2010/wordprocessingInk" xmlns:wne="http://schemas.microsoft.com/office/word/2006/wordml" xmlns:wps="http://schemas.microsoft.com/office/word/2010/wordprocessingShape" mc:Ignorable="w14 w15 w16se w16cid wp14">
+<w:footnotes xmlns:wpc="http://schemas.microsoft.com/office/word/2010/wordprocessingCanvas" xmlns:cx="http://schemas.microsoft.com/office/drawing/2014/chartex" xmlns:cx1="http://schemas.microsoft.com/office/drawing/2015/9/8/chartex" xmlns:cx2="http://schemas.microsoft.com/office/drawing/2015/10/21/chartex" xmlns:cx3="http://schemas.microsoft.com/office/drawing/2016/5/9/chartex" xmlns:cx4="http://schemas.microsoft.com/office/drawing/2016/5/10/chartex" xmlns:cx5="http://schemas.microsoft.com/office/drawing/2016/5/11/chartex" xmlns:cx6="http://schemas.microsoft.com/office/drawing/2016/5/12/chartex" xmlns:cx7="http://schemas.microsoft.com/office/drawing/2016/5/13/chartex" xmlns:cx8="http://schemas.microsoft.com/office/drawing/2016/5/14/chartex" xmlns:mc="http://schemas.openxmlformats.org/markup-compatibility/2006" xmlns:aink="http://schemas.microsoft.com/office/drawing/2016/ink" xmlns:am3d="http://schemas.microsoft.com/office/drawing/2017/model3d" xmlns:o="urn:schemas-microsoft-com:office:office" xmlns:r="http://schemas.openxmlformats.org/officeDocument/2006/relationships" xmlns:m="http://schemas.openxmlformats.org/officeDocument/2006/math" xmlns:v="urn:schemas-microsoft-com:vml" xmlns:wp14="http://schemas.microsoft.com/office/word/2010/wordprocessingDrawing" xmlns:wp="http://schemas.openxmlformats.org/drawingml/2006/wordprocessingDrawing" xmlns:w10="urn:schemas-microsoft-com:office:word" xmlns:w="http://schemas.openxmlformats.org/wordprocessingml/2006/main" xmlns:w14="http://schemas.microsoft.com/office/word/2010/wordml" xmlns:w15="http://schemas.microsoft.com/office/word/2012/wordml" xmlns:w16cex="http://schemas.microsoft.com/office/word/2018/wordml/cex" xmlns:w16cid="http://schemas.microsoft.com/office/word/2016/wordml/cid" xmlns:w16="http://schemas.microsoft.com/office/word/2018/wordml" xmlns:w16sdtdh="http://schemas.microsoft.com/office/word/2020/wordml/sdtdatahash" xmlns:w16se="http://schemas.microsoft.com/office/word/2015/wordml/symex" xmlns:wpg="http://schemas.microsoft.com/office/word/2010/wordprocessingGroup" xmlns:wpi="http://schemas.microsoft.com/office/word/2010/wordprocessingInk" xmlns:wne="http://schemas.microsoft.com/office/word/2006/wordml" xmlns:wps="http://schemas.microsoft.com/office/word/2010/wordprocessingShape" mc:Ignorable="w14 w15 w16se w16cid w16 w16cex w16sdtdh wp14">
   <w:footnote w:type="separator" w:id="-1">
     <w:p>
       <w:pPr>
@@ -1595,7 +1910,7 @@
 </file>
 
 <file path=word/numbering.xml><?xml version="1.0" encoding="utf-8"?>
-<w:numbering xmlns:wpc="http://schemas.microsoft.com/office/word/2010/wordprocessingCanvas" xmlns:cx="http://schemas.microsoft.com/office/drawing/2014/chartex" xmlns:cx1="http://schemas.microsoft.com/office/drawing/2015/9/8/chartex" xmlns:cx2="http://schemas.microsoft.com/office/drawing/2015/10/21/chartex" xmlns:cx3="http://schemas.microsoft.com/office/drawing/2016/5/9/chartex" xmlns:cx4="http://schemas.microsoft.com/office/drawing/2016/5/10/chartex" xmlns:cx5="http://schemas.microsoft.com/office/drawing/2016/5/11/chartex" xmlns:cx6="http://schemas.microsoft.com/office/drawing/2016/5/12/chartex" xmlns:cx7="http://schemas.microsoft.com/office/drawing/2016/5/13/chartex" xmlns:cx8="http://schemas.microsoft.com/office/drawing/2016/5/14/chartex" xmlns:mc="http://schemas.openxmlformats.org/markup-compatibility/2006" xmlns:aink="http://schemas.microsoft.com/office/drawing/2016/ink" xmlns:am3d="http://schemas.microsoft.com/office/drawing/2017/model3d" xmlns:o="urn:schemas-microsoft-com:office:office" xmlns:r="http://schemas.openxmlformats.org/officeDocument/2006/relationships" xmlns:m="http://schemas.openxmlformats.org/officeDocument/2006/math" xmlns:v="urn:schemas-microsoft-com:vml" xmlns:wp14="http://schemas.microsoft.com/office/word/2010/wordprocessingDrawing" xmlns:wp="http://schemas.openxmlformats.org/drawingml/2006/wordprocessingDrawing" xmlns:w10="urn:schemas-microsoft-com:office:word" xmlns:w="http://schemas.openxmlformats.org/wordprocessingml/2006/main" xmlns:w14="http://schemas.microsoft.com/office/word/2010/wordml" xmlns:w15="http://schemas.microsoft.com/office/word/2012/wordml" xmlns:w16cid="http://schemas.microsoft.com/office/word/2016/wordml/cid" xmlns:w16se="http://schemas.microsoft.com/office/word/2015/wordml/symex" xmlns:wpg="http://schemas.microsoft.com/office/word/2010/wordprocessingGroup" xmlns:wpi="http://schemas.microsoft.com/office/word/2010/wordprocessingInk" xmlns:wne="http://schemas.microsoft.com/office/word/2006/wordml" xmlns:wps="http://schemas.microsoft.com/office/word/2010/wordprocessingShape" mc:Ignorable="w14 w15 w16se w16cid wp14">
+<w:numbering xmlns:wpc="http://schemas.microsoft.com/office/word/2010/wordprocessingCanvas" xmlns:cx="http://schemas.microsoft.com/office/drawing/2014/chartex" xmlns:cx1="http://schemas.microsoft.com/office/drawing/2015/9/8/chartex" xmlns:cx2="http://schemas.microsoft.com/office/drawing/2015/10/21/chartex" xmlns:cx3="http://schemas.microsoft.com/office/drawing/2016/5/9/chartex" xmlns:cx4="http://schemas.microsoft.com/office/drawing/2016/5/10/chartex" xmlns:cx5="http://schemas.microsoft.com/office/drawing/2016/5/11/chartex" xmlns:cx6="http://schemas.microsoft.com/office/drawing/2016/5/12/chartex" xmlns:cx7="http://schemas.microsoft.com/office/drawing/2016/5/13/chartex" xmlns:cx8="http://schemas.microsoft.com/office/drawing/2016/5/14/chartex" xmlns:mc="http://schemas.openxmlformats.org/markup-compatibility/2006" xmlns:aink="http://schemas.microsoft.com/office/drawing/2016/ink" xmlns:am3d="http://schemas.microsoft.com/office/drawing/2017/model3d" xmlns:o="urn:schemas-microsoft-com:office:office" xmlns:r="http://schemas.openxmlformats.org/officeDocument/2006/relationships" xmlns:m="http://schemas.openxmlformats.org/officeDocument/2006/math" xmlns:v="urn:schemas-microsoft-com:vml" xmlns:wp14="http://schemas.microsoft.com/office/word/2010/wordprocessingDrawing" xmlns:wp="http://schemas.openxmlformats.org/drawingml/2006/wordprocessingDrawing" xmlns:w10="urn:schemas-microsoft-com:office:word" xmlns:w="http://schemas.openxmlformats.org/wordprocessingml/2006/main" xmlns:w14="http://schemas.microsoft.com/office/word/2010/wordml" xmlns:w15="http://schemas.microsoft.com/office/word/2012/wordml" xmlns:w16cex="http://schemas.microsoft.com/office/word/2018/wordml/cex" xmlns:w16cid="http://schemas.microsoft.com/office/word/2016/wordml/cid" xmlns:w16="http://schemas.microsoft.com/office/word/2018/wordml" xmlns:w16sdtdh="http://schemas.microsoft.com/office/word/2020/wordml/sdtdatahash" xmlns:w16se="http://schemas.microsoft.com/office/word/2015/wordml/symex" xmlns:wpg="http://schemas.microsoft.com/office/word/2010/wordprocessingGroup" xmlns:wpi="http://schemas.microsoft.com/office/word/2010/wordprocessingInk" xmlns:wne="http://schemas.microsoft.com/office/word/2006/wordml" xmlns:wps="http://schemas.microsoft.com/office/word/2010/wordprocessingShape" mc:Ignorable="w14 w15 w16se w16cid w16 w16cex w16sdtdh wp14">
   <w:abstractNum w:abstractNumId="0" w15:restartNumberingAfterBreak="0">
     <w:nsid w:val="7BE71EDE"/>
     <w:multiLevelType w:val="hybridMultilevel"/>
@@ -1692,7 +2007,7 @@
 </file>
 
 <file path=word/styles.xml><?xml version="1.0" encoding="utf-8"?>
-<w:styles xmlns:mc="http://schemas.openxmlformats.org/markup-compatibility/2006" xmlns:r="http://schemas.openxmlformats.org/officeDocument/2006/relationships" xmlns:w="http://schemas.openxmlformats.org/wordprocessingml/2006/main" xmlns:w14="http://schemas.microsoft.com/office/word/2010/wordml" xmlns:w15="http://schemas.microsoft.com/office/word/2012/wordml" xmlns:w16cid="http://schemas.microsoft.com/office/word/2016/wordml/cid" xmlns:w16se="http://schemas.microsoft.com/office/word/2015/wordml/symex" mc:Ignorable="w14 w15 w16se w16cid">
+<w:styles xmlns:mc="http://schemas.openxmlformats.org/markup-compatibility/2006" xmlns:r="http://schemas.openxmlformats.org/officeDocument/2006/relationships" xmlns:w="http://schemas.openxmlformats.org/wordprocessingml/2006/main" xmlns:w14="http://schemas.microsoft.com/office/word/2010/wordml" xmlns:w15="http://schemas.microsoft.com/office/word/2012/wordml" xmlns:w16cex="http://schemas.microsoft.com/office/word/2018/wordml/cex" xmlns:w16cid="http://schemas.microsoft.com/office/word/2016/wordml/cid" xmlns:w16="http://schemas.microsoft.com/office/word/2018/wordml" xmlns:w16sdtdh="http://schemas.microsoft.com/office/word/2020/wordml/sdtdatahash" xmlns:w16se="http://schemas.microsoft.com/office/word/2015/wordml/symex" mc:Ignorable="w14 w15 w16se w16cid w16 w16cex w16sdtdh">
   <w:docDefaults>
     <w:rPrDefault>
       <w:rPr>
@@ -1708,7 +2023,7 @@
       </w:pPr>
     </w:pPrDefault>
   </w:docDefaults>
-  <w:latentStyles w:defLockedState="0" w:defUIPriority="99" w:defSemiHidden="0" w:defUnhideWhenUsed="0" w:defQFormat="0" w:count="375">
+  <w:latentStyles w:defLockedState="0" w:defUIPriority="99" w:defSemiHidden="0" w:defUnhideWhenUsed="0" w:defQFormat="0" w:count="376">
     <w:lsdException w:name="Normal" w:uiPriority="0" w:qFormat="1"/>
     <w:lsdException w:name="heading 1" w:uiPriority="9" w:qFormat="1"/>
     <w:lsdException w:name="heading 2" w:semiHidden="1" w:uiPriority="9" w:unhideWhenUsed="1" w:qFormat="1"/>
@@ -1814,7 +2129,6 @@
     <w:lsdException w:name="HTML Sample" w:semiHidden="1" w:unhideWhenUsed="1"/>
     <w:lsdException w:name="HTML Typewriter" w:semiHidden="1" w:unhideWhenUsed="1"/>
     <w:lsdException w:name="HTML Variable" w:semiHidden="1" w:unhideWhenUsed="1"/>
-    <w:lsdException w:name="Normal Table" w:semiHidden="1" w:unhideWhenUsed="1"/>
     <w:lsdException w:name="annotation subject" w:semiHidden="1" w:unhideWhenUsed="1"/>
     <w:lsdException w:name="No List" w:semiHidden="1" w:unhideWhenUsed="1"/>
     <w:lsdException w:name="Outline List 1" w:semiHidden="1" w:unhideWhenUsed="1"/>
@@ -1861,10 +2175,8 @@
     <w:lsdException w:name="Table Subtle 2" w:semiHidden="1" w:unhideWhenUsed="1"/>
     <w:lsdException w:name="Table Web 1" w:semiHidden="1" w:unhideWhenUsed="1"/>
     <w:lsdException w:name="Table Web 2" w:semiHidden="1" w:unhideWhenUsed="1"/>
-    <w:lsdException w:name="Table Web 3" w:semiHidden="1" w:unhideWhenUsed="1"/>
     <w:lsdException w:name="Balloon Text" w:semiHidden="1" w:unhideWhenUsed="1"/>
     <w:lsdException w:name="Table Grid" w:uiPriority="39"/>
-    <w:lsdException w:name="Table Theme" w:semiHidden="1" w:unhideWhenUsed="1"/>
     <w:lsdException w:name="Placeholder Text" w:semiHidden="1"/>
     <w:lsdException w:name="No Spacing" w:uiPriority="1" w:qFormat="1"/>
     <w:lsdException w:name="Light Shading" w:uiPriority="60"/>
@@ -2084,6 +2396,7 @@
     <w:lsdException w:name="Smart Hyperlink" w:semiHidden="1" w:unhideWhenUsed="1"/>
     <w:lsdException w:name="Hashtag" w:semiHidden="1" w:unhideWhenUsed="1"/>
     <w:lsdException w:name="Unresolved Mention" w:semiHidden="1" w:unhideWhenUsed="1"/>
+    <w:lsdException w:name="Smart Link" w:semiHidden="1" w:unhideWhenUsed="1"/>
   </w:latentStyles>
   <w:style w:type="paragraph" w:default="1" w:styleId="a">
     <w:name w:val="Normal"/>
